--- a/Các tác phẩm tiêu biểu/Bản án chế độ thực dân Pháp.docx
+++ b/Các tác phẩm tiêu biểu/Bản án chế độ thực dân Pháp.docx
@@ -1,473 +1,77 @@
 
-<file path=word/document.xml><?xml version="1.0" encoding="utf-8"?>
+<file path=docProps\app.xml><?xml version="1.0" encoding="utf-8"?>
+<Properties xmlns="http://schemas.openxmlformats.org/officeDocument/2006/extended-properties" xmlns:vt="http://schemas.openxmlformats.org/officeDocument/2006/docPropsVTypes">
+  <Template>Normal.dotm</Template>
+  <Pages>1</Pages>
+  <Words>0</Words>
+  <Characters>0</Characters>
+  <Lines>0</Lines>
+  <Paragraphs>0</Paragraphs>
+  <TotalTime>12</TotalTime>
+  <ScaleCrop>false</ScaleCrop>
+  <LinksUpToDate>false</LinksUpToDate>
+  <CharactersWithSpaces>0</CharactersWithSpaces>
+  <Application>WPS Office_12.1.0.26880_F1E327BC-269C-435d-A152-05C5408002CA</Application>
+  <DocSecurity>0</DocSecurity>
+</Properties>
+</file>
+
+<file path=docProps\core.xml><?xml version="1.0" encoding="utf-8"?>
+<cp:coreProperties xmlns:cp="http://schemas.openxmlformats.org/package/2006/metadata/core-properties" xmlns:dc="http://purl.org/dc/elements/1.1/" xmlns:dcterms="http://purl.org/dc/terms/" xmlns:dcmitype="http://purl.org/dc/dcmitype/" xmlns:xsi="http://www.w3.org/2001/XMLSchema-instance">
+  <dcterms:created xsi:type="dcterms:W3CDTF">2026-07-12T07:01:00Z</dcterms:created>
+  <dc:creator>LENOVO</dc:creator>
+  <cp:lastModifiedBy>LENOVO</cp:lastModifiedBy>
+  <dcterms:modified xsi:type="dcterms:W3CDTF">2026-07-12T07:15:29Z</dcterms:modified>
+  <cp:revision>1</cp:revision>
+</cp:coreProperties>
+</file>
+
+<file path=docProps\custom.xml><?xml version="1.0" encoding="utf-8"?>
+<Properties xmlns="http://schemas.openxmlformats.org/officeDocument/2006/custom-properties" xmlns:vt="http://schemas.openxmlformats.org/officeDocument/2006/docPropsVTypes">
+  <property fmtid="{D5CDD505-2E9C-101B-9397-08002B2CF9AE}" pid="2" name="KSOProductBuildVer">
+    <vt:lpwstr>1033-12.1.0.26880</vt:lpwstr>
+  </property>
+  <property fmtid="{D5CDD505-2E9C-101B-9397-08002B2CF9AE}" pid="3" name="ICV">
+    <vt:lpwstr>B6BB452A1B974B08B2EAFCE9D8DB9166_11</vt:lpwstr>
+  </property>
+  <property fmtid="{D5CDD505-2E9C-101B-9397-08002B2CF9AE}" pid="4" name="KSOTemplateDocerSaveRecord">
+    <vt:lpwstr>eyJoZGlkIjoiOGY1NWNhYjNkMjRkMmQzNDgwZTc1YTgyZDRiYmI1YTgiLCJ1c2VySWQiOiI4ODEzODQ0OTc1NjU3In0=</vt:lpwstr>
+  </property>
+</Properties>
+</file>
+
+<file path=word\document.xml><?xml version="1.0" encoding="utf-8"?>
 <w:document xmlns:wpc="http://schemas.microsoft.com/office/word/2010/wordprocessingCanvas" xmlns:mc="http://schemas.openxmlformats.org/markup-compatibility/2006" xmlns:o="urn:schemas-microsoft-com:office:office" xmlns:r="http://schemas.openxmlformats.org/officeDocument/2006/relationships" xmlns:m="http://schemas.openxmlformats.org/officeDocument/2006/math" xmlns:v="urn:schemas-microsoft-com:vml" xmlns:wp14="http://schemas.microsoft.com/office/word/2010/wordprocessingDrawing" xmlns:wp="http://schemas.openxmlformats.org/drawingml/2006/wordprocessingDrawing" xmlns:w="http://schemas.openxmlformats.org/wordprocessingml/2006/main" xmlns:w14="http://schemas.microsoft.com/office/word/2010/wordml" xmlns:w10="urn:schemas-microsoft-com:office:word" xmlns:w15="http://schemas.microsoft.com/office/word/2012/wordml" xmlns:wpg="http://schemas.microsoft.com/office/word/2010/wordprocessingGroup" xmlns:wpi="http://schemas.microsoft.com/office/word/2010/wordprocessingInk" xmlns:wne="http://schemas.microsoft.com/office/word/2006/wordml" xmlns:wps="http://schemas.microsoft.com/office/word/2010/wordprocessingShape" xmlns:wpsCustomData="http://www.wps.cn/officeDocument/2013/wpsCustomData" mc:Ignorable="w14 w15 wp14">
   <w:body>
     <w:p>
-      <w:pPr>
-        <w:jc w:val="center"/>
-        <w:rPr>
-          <w:rFonts w:hint="default" w:ascii="Times New Roman" w:hAnsi="Times New Roman" w:cs="Times New Roman"/>
-          <w:b/>
-          <w:bCs/>
-          <w:sz w:val="32"/>
-          <w:szCs w:val="32"/>
-          <w:lang w:val="vi-VN"/>
-        </w:rPr>
-      </w:pPr>
       <w:r>
-        <w:rPr>
-          <w:rFonts w:hint="default" w:ascii="Times New Roman" w:hAnsi="Times New Roman" w:cs="Times New Roman"/>
-          <w:b/>
-          <w:bCs/>
-          <w:sz w:val="32"/>
-          <w:szCs w:val="32"/>
-          <w:lang w:val="vi-VN"/>
-        </w:rPr>
-        <w:t>Tác phẩm:”BẢN ÁN CHẾ ĐỘ THỰC DÂN PHÁP”</w:t>
+        <w:t>1. Tác phẩm: “Bản án chế độ thực dân Pháp” (1925)</w:t>
       </w:r>
     </w:p>
     <w:p>
-      <w:pPr>
-        <w:jc w:val="center"/>
-        <w:rPr>
-          <w:rFonts w:hint="default" w:ascii="Times New Roman" w:hAnsi="Times New Roman" w:cs="Times New Roman"/>
-          <w:b/>
-          <w:bCs/>
-          <w:sz w:val="32"/>
-          <w:szCs w:val="32"/>
-          <w:lang w:val="vi-VN"/>
-        </w:rPr>
-      </w:pPr>
       <w:r>
-        <w:rPr>
-          <w:rFonts w:hint="default" w:ascii="Times New Roman" w:hAnsi="Times New Roman" w:cs="Times New Roman"/>
-          <w:b/>
-          <w:bCs/>
-          <w:sz w:val="32"/>
-          <w:szCs w:val="32"/>
-          <w:lang w:val="vi-VN"/>
-        </w:rPr>
-        <w:t>-1925-</w:t>
+        <w:t>- Năm xuất bản: 1925</w:t>
       </w:r>
     </w:p>
     <w:p>
-      <w:pPr>
-        <w:jc w:val="both"/>
-        <w:rPr>
-          <w:rFonts w:hint="default" w:ascii="Times New Roman" w:hAnsi="Times New Roman" w:eastAsia="SimSun" w:cs="Times New Roman"/>
-          <w:sz w:val="24"/>
-          <w:szCs w:val="24"/>
-          <w:lang w:val="vi-VN"/>
-        </w:rPr>
-      </w:pPr>
       <w:r>
-        <w:rPr>
-          <w:rFonts w:hint="default" w:ascii="Times New Roman" w:hAnsi="Times New Roman" w:cs="Times New Roman"/>
-          <w:b/>
-          <w:bCs/>
-          <w:sz w:val="24"/>
-          <w:szCs w:val="24"/>
-          <w:lang w:val="vi-VN"/>
-        </w:rPr>
-        <w:t>-Xuất xứ:</w:t>
-      </w:r>
-      <w:r>
-        <w:rPr>
-          <w:rFonts w:hint="default" w:ascii="Times New Roman" w:hAnsi="Times New Roman" w:cs="Times New Roman"/>
-          <w:b w:val="0"/>
-          <w:bCs w:val="0"/>
-          <w:sz w:val="24"/>
-          <w:szCs w:val="24"/>
-          <w:lang w:val="vi-VN"/>
-        </w:rPr>
-        <w:t xml:space="preserve">Tác phẩm”Bản án chế độ thực dân pháp” là một tác phẩm lớn và kinh điển được Hồ Chí Minh chấp bút và </w:t>
-      </w:r>
-      <w:r>
-        <w:rPr>
-          <w:rFonts w:hint="default" w:ascii="Times New Roman" w:hAnsi="Times New Roman" w:eastAsia="SimSun" w:cs="Times New Roman"/>
-          <w:sz w:val="24"/>
-          <w:szCs w:val="24"/>
-        </w:rPr>
-        <w:t xml:space="preserve">viết bằng tiếng Pháp từ năm 1921 đến 1925. Tác phẩm xuất bản lần đầu tiên tại Paris (Pháp) năm 1925 (với tên tiếng Pháp là </w:t>
-      </w:r>
-      <w:r>
-        <w:rPr>
-          <w:rStyle w:val="4"/>
-          <w:rFonts w:hint="default" w:ascii="Times New Roman" w:hAnsi="Times New Roman" w:eastAsia="Arial" w:cs="Times New Roman"/>
-          <w:b/>
-          <w:bCs/>
-          <w:sz w:val="24"/>
-          <w:szCs w:val="24"/>
-          <w:u w:val="none"/>
-        </w:rPr>
-        <w:t>Le Procès de la colonisation française</w:t>
-      </w:r>
-      <w:r>
-        <w:rPr>
-          <w:rFonts w:hint="default" w:ascii="Times New Roman" w:hAnsi="Times New Roman" w:eastAsia="SimSun" w:cs="Times New Roman"/>
-          <w:sz w:val="24"/>
-          <w:szCs w:val="24"/>
-        </w:rPr>
-        <w:t>) nhằm tố cáo tội ác của đế quốc và thức tỉnh các dân tộc thuộc địa</w:t>
-      </w:r>
-      <w:r>
-        <w:rPr>
-          <w:rFonts w:hint="default" w:ascii="Times New Roman" w:hAnsi="Times New Roman" w:eastAsia="SimSun" w:cs="Times New Roman"/>
-          <w:sz w:val="24"/>
-          <w:szCs w:val="24"/>
-          <w:lang w:val="vi-VN"/>
-        </w:rPr>
-        <w:t>.</w:t>
-      </w:r>
-      <w:r>
-        <w:rPr>
-          <w:rFonts w:hint="default" w:ascii="Times New Roman" w:hAnsi="Times New Roman" w:eastAsia="SimSun" w:cs="Times New Roman"/>
-          <w:sz w:val="24"/>
-          <w:szCs w:val="24"/>
-        </w:rPr>
-        <w:t>Tác phẩm bao gồm 12 chương và phần phụ lụ</w:t>
-      </w:r>
-      <w:r>
-        <w:rPr>
-          <w:rFonts w:hint="default" w:ascii="Times New Roman" w:hAnsi="Times New Roman" w:eastAsia="SimSun" w:cs="Times New Roman"/>
-          <w:sz w:val="24"/>
-          <w:szCs w:val="24"/>
-          <w:lang w:val="vi-VN"/>
-        </w:rPr>
-        <w:t>c.</w:t>
+        <w:t>- Xuất xứ: Tác phẩm “Bản án chế độ thực dân Pháp” là một tác phẩm lý luận và tố cáo sắc bén do Chủ tịch Hồ Chí Minh chấp bút bằng tiếng Pháp từ năm 1921 đến năm 1925. Tác phẩm được xuất bản lần đầu tiên tại Paris (Pháp) năm 1925 (với tên tiếng Pháp là Le Procès de la colonisation française) nhằm tố cáo tội ác của đế quốc thực dân và thức tỉnh các dân tộc thuộc địa. Tác phẩm bao gồm 12 chương và phần phụ lục.</w:t>
       </w:r>
     </w:p>
     <w:p>
-      <w:pPr>
-        <w:jc w:val="both"/>
-        <w:rPr>
-          <w:rFonts w:hint="default" w:ascii="Times New Roman" w:hAnsi="Times New Roman" w:eastAsia="SimSun" w:cs="Times New Roman"/>
-          <w:b/>
-          <w:bCs/>
-          <w:sz w:val="24"/>
-          <w:szCs w:val="24"/>
-          <w:lang w:val="vi-VN"/>
-        </w:rPr>
-      </w:pPr>
-    </w:p>
-    <w:p>
-      <w:pPr>
-        <w:jc w:val="both"/>
-        <w:rPr>
-          <w:rFonts w:hint="default" w:ascii="Times New Roman" w:hAnsi="Times New Roman" w:eastAsia="SimSun" w:cs="Times New Roman"/>
-          <w:sz w:val="24"/>
-          <w:szCs w:val="24"/>
-        </w:rPr>
-      </w:pPr>
       <w:r>
-        <w:rPr>
-          <w:rFonts w:ascii="SimSun" w:hAnsi="SimSun" w:eastAsia="SimSun" w:cs="SimSun"/>
-          <w:b/>
-          <w:bCs/>
-          <w:sz w:val="24"/>
-          <w:szCs w:val="24"/>
-        </w:rPr>
-        <w:drawing>
-          <wp:anchor distT="0" distB="0" distL="114300" distR="114300" simplePos="0" relativeHeight="251659264" behindDoc="1" locked="0" layoutInCell="1" allowOverlap="1">
-            <wp:simplePos x="0" y="0"/>
-            <wp:positionH relativeFrom="column">
-              <wp:posOffset>0</wp:posOffset>
-            </wp:positionH>
-            <wp:positionV relativeFrom="paragraph">
-              <wp:posOffset>0</wp:posOffset>
-            </wp:positionV>
-            <wp:extent cx="3848100" cy="2972435"/>
-            <wp:effectExtent l="0" t="0" r="0" b="0"/>
-            <wp:wrapTight wrapText="bothSides">
-              <wp:wrapPolygon>
-                <wp:start x="0" y="0"/>
-                <wp:lineTo x="0" y="21485"/>
-                <wp:lineTo x="21557" y="21485"/>
-                <wp:lineTo x="21557" y="0"/>
-                <wp:lineTo x="0" y="0"/>
-              </wp:wrapPolygon>
-            </wp:wrapTight>
-            <wp:docPr id="1" name="Picture 1" descr="IMG_256"/>
-            <wp:cNvGraphicFramePr>
-              <a:graphicFrameLocks xmlns:a="http://schemas.openxmlformats.org/drawingml/2006/main" noChangeAspect="1"/>
-            </wp:cNvGraphicFramePr>
-            <a:graphic xmlns:a="http://schemas.openxmlformats.org/drawingml/2006/main">
-              <a:graphicData uri="http://schemas.openxmlformats.org/drawingml/2006/picture">
-                <pic:pic xmlns:pic="http://schemas.openxmlformats.org/drawingml/2006/picture">
-                  <pic:nvPicPr>
-                    <pic:cNvPr id="1" name="Picture 1" descr="IMG_256"/>
-                    <pic:cNvPicPr>
-                      <a:picLocks noChangeAspect="1"/>
-                    </pic:cNvPicPr>
-                  </pic:nvPicPr>
-                  <pic:blipFill>
-                    <a:blip r:embed="rId4"/>
-                    <a:stretch>
-                      <a:fillRect/>
-                    </a:stretch>
-                  </pic:blipFill>
-                  <pic:spPr>
-                    <a:xfrm>
-                      <a:off x="0" y="0"/>
-                      <a:ext cx="3848100" cy="2972435"/>
-                    </a:xfrm>
-                    <a:prstGeom prst="rect">
-                      <a:avLst/>
-                    </a:prstGeom>
-                    <a:noFill/>
-                    <a:ln w="9525">
-                      <a:noFill/>
-                    </a:ln>
-                  </pic:spPr>
-                </pic:pic>
-              </a:graphicData>
-            </a:graphic>
-          </wp:anchor>
-        </w:drawing>
-      </w:r>
-      <w:r>
-        <w:rPr>
-          <w:rFonts w:hint="default" w:ascii="Times New Roman" w:hAnsi="Times New Roman" w:eastAsia="SimSun" w:cs="Times New Roman"/>
-          <w:b/>
-          <w:bCs/>
-          <w:sz w:val="24"/>
-          <w:szCs w:val="24"/>
-          <w:lang w:val="vi-VN"/>
-        </w:rPr>
-        <w:t>-Ý nghĩa:</w:t>
-      </w:r>
-      <w:r>
-        <w:rPr>
-          <w:rFonts w:hint="default" w:ascii="Times New Roman" w:hAnsi="Times New Roman" w:eastAsia="SimSun" w:cs="Times New Roman"/>
-          <w:sz w:val="24"/>
-          <w:szCs w:val="24"/>
-          <w:lang w:val="vi-VN"/>
-        </w:rPr>
-        <w:t>Văn bản được Hồ Chí Minh viết lên nổi lòng của mình nói riêng và nổi lòng của đồng bào nói chung khi thực dân Pháp có những hành động”độc án” với những sinh mạng dân tốc nước Việt.Đầu độc từ tư tưởng đến sức khỏe, của cải ,</w:t>
-      </w:r>
-      <w:r>
-        <w:rPr>
-          <w:rFonts w:hint="default" w:ascii="Times New Roman" w:hAnsi="Times New Roman" w:eastAsia="SimSun" w:cs="Times New Roman"/>
-          <w:sz w:val="24"/>
-          <w:szCs w:val="24"/>
-        </w:rPr>
-        <w:t>Chính sách ngu dân, đầu độc người bản xứ bằng rượu cồn và thuốc phiện để dễ bề cai trị. Các quan cai trị lộng hành, tham nhũng, áp bức người dân đến cùng cực</w:t>
-      </w:r>
-      <w:r>
-        <w:rPr>
-          <w:rFonts w:hint="default" w:ascii="Times New Roman" w:hAnsi="Times New Roman" w:eastAsia="SimSun" w:cs="Times New Roman"/>
-          <w:sz w:val="24"/>
-          <w:szCs w:val="24"/>
-          <w:lang w:val="vi-VN"/>
-        </w:rPr>
-        <w:t xml:space="preserve">.Đồng thời </w:t>
-      </w:r>
-      <w:r>
-        <w:rPr>
-          <w:rFonts w:hint="default" w:ascii="Times New Roman" w:hAnsi="Times New Roman" w:eastAsia="SimSun" w:cs="Times New Roman"/>
-          <w:sz w:val="24"/>
-          <w:szCs w:val="24"/>
-        </w:rPr>
-        <w:t xml:space="preserve">Vạch trần bản chất đạo đức giả, tàn bạo của bộ máy chính quyền thực dân ngay tại </w:t>
-      </w:r>
-      <w:r>
-        <w:rPr>
-          <w:rFonts w:hint="default" w:ascii="Times New Roman" w:hAnsi="Times New Roman" w:eastAsia="SimSun" w:cs="Times New Roman"/>
-          <w:b/>
-          <w:bCs/>
-          <w:sz w:val="24"/>
-          <w:szCs w:val="24"/>
-        </w:rPr>
-        <w:t>"chính quốc"</w:t>
-      </w:r>
-      <w:r>
-        <w:rPr>
-          <w:rFonts w:hint="default" w:ascii="Times New Roman" w:hAnsi="Times New Roman" w:eastAsia="SimSun" w:cs="Times New Roman"/>
-          <w:sz w:val="24"/>
-          <w:szCs w:val="24"/>
-        </w:rPr>
-        <w:t xml:space="preserve"> trước lương tri nhân loại.</w:t>
+        <w:t>- Ý nghĩa: Tác phẩm thể hiện nỗi lòng của Chủ tịch Hồ Chí Minh và của đồng bào Việt Nam trước những hành động tàn bạo của thực dân Pháp đối với nhân dân ta. Người vạch trần chính sách ngu dân, hành vi đầu độc người bản xứ bằng rượu cồn và thuốc phiện; sự lộng hành, tham nhũng, áp bức đến cùng cực của bộ máy cai trị; đồng thời lên án bản chất đạo đức giả, tàn bạo của chính quyền thực dân trước lương tri nhân loại.</w:t>
       </w:r>
     </w:p>
     <w:p>
-      <w:pPr>
-        <w:jc w:val="both"/>
-        <w:rPr>
-          <w:rFonts w:hint="default" w:ascii="Times New Roman" w:hAnsi="Times New Roman" w:eastAsia="SimSun" w:cs="Times New Roman"/>
-          <w:sz w:val="24"/>
-          <w:szCs w:val="24"/>
-        </w:rPr>
-      </w:pPr>
-    </w:p>
-    <w:p>
-      <w:pPr>
-        <w:jc w:val="both"/>
-        <w:rPr>
-          <w:rFonts w:hint="default" w:ascii="Times New Roman" w:hAnsi="Times New Roman" w:eastAsia="SimSun" w:cs="Times New Roman"/>
-          <w:sz w:val="24"/>
-          <w:szCs w:val="24"/>
-        </w:rPr>
-      </w:pPr>
-    </w:p>
-    <w:p>
-      <w:pPr>
-        <w:jc w:val="both"/>
-        <w:rPr>
-          <w:rFonts w:hint="default" w:ascii="Times New Roman" w:hAnsi="Times New Roman" w:eastAsia="SimSun" w:cs="Times New Roman"/>
-          <w:sz w:val="24"/>
-          <w:szCs w:val="24"/>
-        </w:rPr>
-      </w:pPr>
-    </w:p>
-    <w:p>
-      <w:pPr>
-        <w:ind w:firstLine="141" w:firstLineChars="50"/>
-        <w:jc w:val="both"/>
-        <w:rPr>
-          <w:rFonts w:hint="default" w:ascii="Times New Roman" w:hAnsi="Times New Roman" w:eastAsia="SimSun" w:cs="Times New Roman"/>
-          <w:b/>
-          <w:bCs/>
-          <w:sz w:val="28"/>
-          <w:szCs w:val="28"/>
-          <w:lang w:val="vi-VN"/>
-        </w:rPr>
-      </w:pPr>
       <w:r>
-        <w:rPr>
-          <w:rFonts w:hint="default" w:ascii="Times New Roman" w:hAnsi="Times New Roman" w:eastAsia="SimSun" w:cs="Times New Roman"/>
-          <w:b/>
-          <w:bCs/>
-          <w:sz w:val="28"/>
-          <w:szCs w:val="28"/>
-          <w:lang w:val="vi-VN"/>
-        </w:rPr>
-        <w:t>Tác phẩm:”Bản án chế độ thực dân Pháp”-1925</w:t>
-      </w:r>
-    </w:p>
-    <w:p>
-      <w:pPr>
-        <w:ind w:firstLine="141" w:firstLineChars="50"/>
-        <w:jc w:val="both"/>
-        <w:rPr>
-          <w:rFonts w:hint="default" w:ascii="Times New Roman" w:hAnsi="Times New Roman" w:eastAsia="SimSun" w:cs="Times New Roman"/>
-          <w:b/>
-          <w:bCs/>
-          <w:sz w:val="28"/>
-          <w:szCs w:val="28"/>
-          <w:lang w:val="vi-VN"/>
-        </w:rPr>
-      </w:pPr>
-    </w:p>
-    <w:p>
-      <w:pPr>
-        <w:ind w:firstLine="141" w:firstLineChars="50"/>
-        <w:jc w:val="both"/>
-        <w:rPr>
-          <w:rFonts w:hint="default" w:ascii="Times New Roman" w:hAnsi="Times New Roman" w:eastAsia="SimSun" w:cs="Times New Roman"/>
-          <w:b/>
-          <w:bCs/>
-          <w:sz w:val="28"/>
-          <w:szCs w:val="28"/>
-          <w:lang w:val="vi-VN"/>
-        </w:rPr>
-      </w:pPr>
-      <w:r>
-        <w:rPr>
-          <w:rFonts w:hint="default" w:ascii="Times New Roman" w:hAnsi="Times New Roman" w:eastAsia="SimSun" w:cs="Times New Roman"/>
-          <w:b/>
-          <w:bCs/>
-          <w:sz w:val="28"/>
-          <w:szCs w:val="28"/>
-          <w:lang w:val="vi-VN"/>
-        </w:rPr>
         <w:t>*Video minh họa:</w:t>
       </w:r>
     </w:p>
     <w:p>
-      <w:pPr>
-        <w:ind w:firstLine="131" w:firstLineChars="50"/>
-        <w:jc w:val="both"/>
-        <w:rPr>
-          <w:rFonts w:hint="default" w:ascii="Times New Roman" w:hAnsi="Times New Roman" w:eastAsia="SimSun" w:cs="Times New Roman"/>
-          <w:b/>
-          <w:bCs/>
-          <w:sz w:val="26"/>
-          <w:szCs w:val="26"/>
-          <w:lang w:val="vi-VN"/>
-        </w:rPr>
-      </w:pPr>
       <w:r>
-        <w:rPr>
-          <w:rFonts w:hint="default" w:ascii="Times New Roman" w:hAnsi="Times New Roman" w:eastAsia="SimSun" w:cs="Times New Roman"/>
-          <w:b/>
-          <w:bCs/>
-          <w:sz w:val="26"/>
-          <w:szCs w:val="26"/>
-          <w:lang w:val="vi-VN"/>
-        </w:rPr>
-        <w:fldChar w:fldCharType="begin"/>
+        <w:t>https://www.youtube.com/watch?v=Po-sswGdsFs</w:t>
       </w:r>
-      <w:r>
-        <w:rPr>
-          <w:rFonts w:hint="default" w:ascii="Times New Roman" w:hAnsi="Times New Roman" w:eastAsia="SimSun" w:cs="Times New Roman"/>
-          <w:b/>
-          <w:bCs/>
-          <w:sz w:val="26"/>
-          <w:szCs w:val="26"/>
-          <w:lang w:val="vi-VN"/>
-        </w:rPr>
-        <w:instrText xml:space="preserve"> HYPERLINK "https://www.youtube.com/watch?v=Po-sswGdsFs&amp;pp=ygUnYuG6o24gw6FuIGNo4bq_IMSR4buZIHRo4buxYyBkw6JuIHBow6Fw" </w:instrText>
-      </w:r>
-      <w:r>
-        <w:rPr>
-          <w:rFonts w:hint="default" w:ascii="Times New Roman" w:hAnsi="Times New Roman" w:eastAsia="SimSun" w:cs="Times New Roman"/>
-          <w:b/>
-          <w:bCs/>
-          <w:sz w:val="26"/>
-          <w:szCs w:val="26"/>
-          <w:lang w:val="vi-VN"/>
-        </w:rPr>
-        <w:fldChar w:fldCharType="separate"/>
-      </w:r>
-      <w:r>
-        <w:rPr>
-          <w:rStyle w:val="5"/>
-          <w:rFonts w:hint="default" w:ascii="Times New Roman" w:hAnsi="Times New Roman" w:eastAsia="SimSun" w:cs="Times New Roman"/>
-          <w:b/>
-          <w:bCs/>
-          <w:sz w:val="26"/>
-          <w:szCs w:val="26"/>
-          <w:lang w:val="vi-VN"/>
-        </w:rPr>
-        <w:t>https://www.youtube.com/watch?v=Po-sswGdsFs&amp;pp=ygUnYuG6o24gw6FuIGNo4bq_IMSR4buZIHRo4buxYyBkw6JuIHBow6Fw</w:t>
-      </w:r>
-      <w:r>
-        <w:rPr>
-          <w:rFonts w:hint="default" w:ascii="Times New Roman" w:hAnsi="Times New Roman" w:eastAsia="SimSun" w:cs="Times New Roman"/>
-          <w:b/>
-          <w:bCs/>
-          <w:sz w:val="26"/>
-          <w:szCs w:val="26"/>
-          <w:lang w:val="vi-VN"/>
-        </w:rPr>
-        <w:fldChar w:fldCharType="end"/>
-      </w:r>
-    </w:p>
-    <w:p>
-      <w:pPr>
-        <w:ind w:firstLine="131" w:firstLineChars="50"/>
-        <w:jc w:val="both"/>
-        <w:rPr>
-          <w:rFonts w:hint="default" w:ascii="Times New Roman" w:hAnsi="Times New Roman" w:eastAsia="SimSun" w:cs="Times New Roman"/>
-          <w:b/>
-          <w:bCs/>
-          <w:sz w:val="26"/>
-          <w:szCs w:val="26"/>
-          <w:lang w:val="vi-VN"/>
-        </w:rPr>
-      </w:pPr>
-      <w:bookmarkStart w:id="0" w:name="_GoBack"/>
-      <w:bookmarkEnd w:id="0"/>
     </w:p>
     <w:sectPr>
       <w:pgSz w:w="11906" w:h="16838"/>
@@ -479,7 +83,130 @@
 </w:document>
 </file>
 
-<file path=word/styles.xml><?xml version="1.0" encoding="utf-8"?>
+<file path=word\fontTable.xml><?xml version="1.0" encoding="utf-8"?>
+<w:fonts xmlns:mc="http://schemas.openxmlformats.org/markup-compatibility/2006" xmlns:r="http://schemas.openxmlformats.org/officeDocument/2006/relationships" xmlns:w="http://schemas.openxmlformats.org/wordprocessingml/2006/main" xmlns:w14="http://schemas.microsoft.com/office/word/2010/wordml" mc:Ignorable="w14">
+  <w:font w:name="Times New Roman">
+    <w:panose1 w:val="02020603050405020304"/>
+    <w:charset w:val="00"/>
+    <w:family w:val="roman"/>
+    <w:pitch w:val="variable"/>
+    <w:sig w:usb0="20007A87" w:usb1="80000000" w:usb2="00000008" w:usb3="00000000" w:csb0="000001FF" w:csb1="00000000"/>
+  </w:font>
+  <w:font w:name="宋体">
+    <w:altName w:val="SimSun"/>
+    <w:panose1 w:val="02010600030101010101"/>
+    <w:charset w:val="86"/>
+    <w:family w:val="auto"/>
+    <w:pitch w:val="variable"/>
+    <w:sig w:usb0="00000003" w:usb1="080E0000" w:usb2="00000010" w:usb3="00000000" w:csb0="00040001" w:csb1="00000000"/>
+  </w:font>
+  <w:font w:name="SimSun">
+    <w:panose1 w:val="02010600030101010101"/>
+    <w:charset w:val="86"/>
+    <w:family w:val="auto"/>
+    <w:pitch w:val="default"/>
+    <w:sig w:usb0="00000203" w:usb1="288F0000" w:usb2="00000006" w:usb3="00000000" w:csb0="00040001" w:csb1="00000000"/>
+  </w:font>
+  <w:font w:name="Arial">
+    <w:panose1 w:val="020B0604020202020204"/>
+    <w:charset w:val="00"/>
+    <w:family w:val="swiss"/>
+    <w:pitch w:val="default"/>
+    <w:sig w:usb0="E0002EFF" w:usb1="C000785B" w:usb2="00000009" w:usb3="00000000" w:csb0="400001FF" w:csb1="FFFF0000"/>
+  </w:font>
+  <w:font w:name="黑体">
+    <w:altName w:val="SimSun"/>
+    <w:panose1 w:val="02010600030101010101"/>
+    <w:charset w:val="86"/>
+    <w:family w:val="auto"/>
+    <w:pitch w:val="default"/>
+    <w:sig w:usb0="00000001" w:usb1="080E0000" w:usb2="00000010" w:usb3="00000000" w:csb0="00040000" w:csb1="00000000"/>
+  </w:font>
+  <w:font w:name="Courier New">
+    <w:panose1 w:val="02070309020205020404"/>
+    <w:charset w:val="00"/>
+    <w:family w:val="modern"/>
+    <w:pitch w:val="default"/>
+    <w:sig w:usb0="E0002EFF" w:usb1="C0007843" w:usb2="00000009" w:usb3="00000000" w:csb0="400001FF" w:csb1="FFFF0000"/>
+  </w:font>
+  <w:font w:name="Wingdings">
+    <w:panose1 w:val="05000000000000000000"/>
+    <w:charset w:val="02"/>
+    <w:family w:val="auto"/>
+    <w:pitch w:val="default"/>
+    <w:sig w:usb0="00000000" w:usb1="00000000" w:usb2="00000000" w:usb3="00000000" w:csb0="80000000" w:csb1="00000000"/>
+  </w:font>
+  <w:font w:name="Calibri">
+    <w:panose1 w:val="020F0502020204030204"/>
+    <w:charset w:val="00"/>
+    <w:family w:val="swiss"/>
+    <w:pitch w:val="default"/>
+    <w:sig w:usb0="E4002EFF" w:usb1="C200247B" w:usb2="00000009" w:usb3="00000000" w:csb0="200001FF" w:csb1="00000000"/>
+  </w:font>
+</w:fonts>
+</file>
+
+<file path=word\settings.xml><?xml version="1.0" encoding="utf-8"?>
+<w:settings xmlns:mc="http://schemas.openxmlformats.org/markup-compatibility/2006" xmlns:o="urn:schemas-microsoft-com:office:office" xmlns:r="http://schemas.openxmlformats.org/officeDocument/2006/relationships" xmlns:m="http://schemas.openxmlformats.org/officeDocument/2006/math" xmlns:v="urn:schemas-microsoft-com:vml" xmlns:w10="urn:schemas-microsoft-com:office:word" xmlns:w="http://schemas.openxmlformats.org/wordprocessingml/2006/main" xmlns:w14="http://schemas.microsoft.com/office/word/2010/wordml" xmlns:sl="http://schemas.openxmlformats.org/schemaLibrary/2006/main" xmlns:wpsCustomData="http://www.wps.cn/officeDocument/2013/wpsCustomData" mc:Ignorable="w14">
+  <w:zoom w:percent="97"/>
+  <w:embedSystemFonts/>
+  <w:bordersDoNotSurroundHeader w:val="0"/>
+  <w:bordersDoNotSurroundFooter w:val="0"/>
+  <w:documentProtection w:enforcement="0"/>
+  <w:defaultTabStop w:val="720"/>
+  <w:drawingGridVerticalSpacing w:val="156"/>
+  <w:displayHorizontalDrawingGridEvery w:val="1"/>
+  <w:displayVerticalDrawingGridEvery w:val="1"/>
+  <w:noPunctuationKerning w:val="1"/>
+  <w:characterSpacingControl w:val="doNotCompress"/>
+  <w:compat>
+    <w:spaceForUL/>
+    <w:doNotLeaveBackslashAlone/>
+    <w:ulTrailSpace/>
+    <w:doNotExpandShiftReturn/>
+    <w:adjustLineHeightInTable/>
+    <w:doNotWrapTextWithPunct/>
+    <w:doNotUseEastAsianBreakRules/>
+    <w:compatSetting w:name="compatibilityMode" w:uri="http://schemas.microsoft.com/office/word" w:val="14"/>
+    <w:compatSetting w:name="overrideTableStyleFontSizeAndJustification" w:uri="http://schemas.microsoft.com/office/word" w:val="1"/>
+    <w:compatSetting w:name="enableOpenTypeFeatures" w:uri="http://schemas.microsoft.com/office/word" w:val="1"/>
+    <w:compatSetting w:name="doNotFlipMirrorIndents" w:uri="http://schemas.microsoft.com/office/word" w:val="1"/>
+  </w:compat>
+  <w:rsids>
+    <w:rsidRoot w:val="27CB6D7A"/>
+    <w:rsid w:val="27CB6D7A"/>
+  </w:rsids>
+  <m:mathPr>
+    <m:mathFont m:val="Cambria Math"/>
+    <m:brkBin m:val="before"/>
+    <m:brkBinSub m:val="--"/>
+    <m:smallFrac m:val="0"/>
+    <m:dispDef/>
+    <m:lMargin m:val="0"/>
+    <m:rMargin m:val="0"/>
+    <m:defJc m:val="centerGroup"/>
+    <m:wrapIndent m:val="1440"/>
+    <m:intLim m:val="subSup"/>
+    <m:naryLim m:val="undOvr"/>
+  </m:mathPr>
+  <w:themeFontLang w:val="en-US" w:eastAsia="zh-CN"/>
+  <w:clrSchemeMapping w:bg1="light1" w:t1="dark1" w:bg2="light2" w:t2="dark2" w:accent1="accent1" w:accent2="accent2" w:accent3="accent3" w:accent4="accent4" w:accent5="accent5" w:accent6="accent6" w:hyperlink="hyperlink" w:followedHyperlink="followedHyperlink"/>
+  <w:doNotIncludeSubdocsInStats/>
+  <w:shapeDefaults>
+    <o:shapedefaults/>
+    <o:shapelayout v:ext="edit">
+      <o:idmap v:ext="edit" data="1"/>
+    </o:shapelayout>
+  </w:shapeDefaults>
+  <mc:AlternateContent>
+    <mc:Choice Requires="wpsCustomData">
+      <wpsCustomData:typoFeatureVersion val="1"/>
+    </mc:Choice>
+  </mc:AlternateContent>
+</w:settings>
+</file>
+
+<file path=word\styles.xml><?xml version="1.0" encoding="utf-8"?>
 <w:styles xmlns:mc="http://schemas.openxmlformats.org/markup-compatibility/2006" xmlns:o="urn:schemas-microsoft-com:office:office" xmlns:r="http://schemas.openxmlformats.org/officeDocument/2006/relationships" xmlns:m="http://schemas.openxmlformats.org/officeDocument/2006/math" xmlns:v="urn:schemas-microsoft-com:vml" xmlns:w="http://schemas.openxmlformats.org/wordprocessingml/2006/main" xmlns:w14="http://schemas.microsoft.com/office/word/2010/wordml" xmlns:w10="urn:schemas-microsoft-com:office:word" xmlns:sl="http://schemas.openxmlformats.org/schemaLibrary/2006/main" xmlns:wpsCustomData="http://www.wps.cn/officeDocument/2013/wpsCustomData" mc:Ignorable="w14">
   <w:docDefaults>
     <w:rPrDefault>
@@ -790,7 +517,7 @@
 </w:styles>
 </file>
 
-<file path=word/theme/theme1.xml><?xml version="1.0" encoding="utf-8"?>
+<file path=word\theme\theme1.xml><?xml version="1.0" encoding="utf-8"?>
 <a:theme xmlns:a="http://schemas.openxmlformats.org/drawingml/2006/main" name="WPS">
   <a:themeElements>
     <a:clrScheme name="WPS">
